--- a/docs/06-staff-guide.docx
+++ b/docs/06-staff-guide.docx
@@ -360,7 +360,7 @@
               <w:pStyle w:val="Compact"/>
             </w:pPr>
             <w:r>
-              <w:t xml:space="preserve">220+ students aged 16 to 24; about 55 teams; under-18s with parental consent; overnight at the venue</w:t>
+              <w:t xml:space="preserve">220+ students aged 14 to 20, most of them under 18; about 55 teams; under-18s with parental consent; overnight at the venue</w:t>
             </w:r>
           </w:p>
         </w:tc>

--- a/docs/06-staff-guide.docx
+++ b/docs/06-staff-guide.docx
@@ -820,7 +820,7 @@
         <w:t xml:space="preserve"> </w:t>
       </w:r>
       <w:r>
-        <w:t xml:space="preserve">the name and look, the website or Facebook event, the registration form and its emails, outreach to Uram Care's 15+ school chapters and 25 institutions, the group chat, the content calendar, the photographer, the results post and the survey.</w:t>
+        <w:t xml:space="preserve">the name and look, the website or Facebook event, the registration form and its emails, outreach through the website and the organizers' networks (not through schools), the 45,000 MNT fee and its payment check, the group chat, the content calendar, the photographer, the results post and the survey.</w:t>
       </w:r>
       <w:r>
         <w:t xml:space="preserve"> </w:t>

--- a/docs/06-staff-guide.docx
+++ b/docs/06-staff-guide.docx
@@ -408,7 +408,7 @@
               <w:pStyle w:val="Compact"/>
             </w:pPr>
             <w:r>
-              <w:t xml:space="preserve">cash pool for the top three, at least 5,000,000 MNT, 50 / 30 / 20; six track awards; two category prizes</w:t>
+              <w:t xml:space="preserve">cash pool for the top three, at least 5,000,000 MNT, 50 / 30 / 20; six track awards; three awards across all tracks: Most Creative, Most Impactful, Most Technically Complex</w:t>
             </w:r>
           </w:p>
         </w:tc>

--- a/docs/06-staff-guide.docx
+++ b/docs/06-staff-guide.docx
@@ -68,7 +68,7 @@
         <w:t xml:space="preserve"> </w:t>
       </w:r>
       <w:r>
-        <w:t xml:space="preserve">Participants arrive Saturday morning, form teams of two to four, and claim one problem statement from a public board. At 13:00 a 24-hour clock starts. They build: software, hardware, data tools, whatever solves their problem. We feed them five times, run two short workshops, send mentors to walk the tables, keep the building safe through the night, and count down the hours from the microphone. At 13:00 Sunday the clock stops and submissions close. Judges visit every table, score each team against a published rubric, the top eight present on stage, and we hand out awards at 16:20.</w:t>
+        <w:t xml:space="preserve">Participants arrive Saturday morning, form teams of two to four, and sign up for one of six tracks on a public board. At 13:00 a 24-hour clock starts. They build: software, hardware, data tools, whatever solves a real problem. We feed them five times, run two short workshops, send mentors to walk the tables, keep the building safe through the night, and count down the hours from the microphone. At 13:00 Sunday the clock stops and submissions close. Judges visit every table, score each team against a published rubric, the top eight present on stage, and we hand out awards at 16:20.</w:t>
       </w:r>
     </w:p>
     <w:p>
@@ -102,23 +102,23 @@
         <w:t xml:space="preserve"> </w:t>
       </w:r>
       <w:r>
-        <w:t xml:space="preserve">is one of six problem areas; a</w:t>
-      </w:r>
-      <w:r>
-        <w:t xml:space="preserve"> </w:t>
-      </w:r>
-      <w:r>
-        <w:rPr>
-          <w:b/>
-          <w:bCs/>
-        </w:rPr>
-        <w:t xml:space="preserve">problem statement</w:t>
-      </w:r>
-      <w:r>
-        <w:t xml:space="preserve"> </w:t>
-      </w:r>
-      <w:r>
-        <w:t xml:space="preserve">is a one-line task a team claims; a</w:t>
+        <w:t xml:space="preserve">is one of six areas (Health, Sustainability, Education, Fintech, AI, Open); an</w:t>
+      </w:r>
+      <w:r>
+        <w:t xml:space="preserve"> </w:t>
+      </w:r>
+      <w:r>
+        <w:rPr>
+          <w:b/>
+          <w:bCs/>
+        </w:rPr>
+        <w:t xml:space="preserve">idea</w:t>
+      </w:r>
+      <w:r>
+        <w:t xml:space="preserve"> </w:t>
+      </w:r>
+      <w:r>
+        <w:t xml:space="preserve">is an optional problem from the website a team may start from; a</w:t>
       </w:r>
       <w:r>
         <w:t xml:space="preserve"> </w:t>
@@ -384,7 +384,7 @@
               <w:pStyle w:val="Compact"/>
             </w:pPr>
             <w:r>
-              <w:t xml:space="preserve">health problems with an environmental cause; six tracks; 24 problem statements</w:t>
+              <w:t xml:space="preserve">broad, on the model of Stanford's TreeHacks: Health, Sustainability, Education, Fintech, AI, Open; 28 optional problem ideas</w:t>
             </w:r>
           </w:p>
         </w:tc>
@@ -880,7 +880,7 @@
         <w:t xml:space="preserve"> </w:t>
       </w:r>
       <w:r>
-        <w:t xml:space="preserve">the program: the run-of-show and MC script, the rules, problem bank and claim board, the submission platform, mentors and judges and their briefings, the two workshops, the volunteer roster, the night shift roster, consent forms, safety, the judging tally and the awards sequence.</w:t>
+        <w:t xml:space="preserve">the program: the run-of-show and MC script, the rules, problem bank and track board, the submission platform, mentors and judges and their briefings, the two workshops, the volunteer roster, the night shift roster, consent forms, safety, the judging tally and the awards sequence.</w:t>
       </w:r>
       <w:r>
         <w:t xml:space="preserve"> </w:t>
@@ -2414,13 +2414,13 @@
           <w:b/>
           <w:bCs/>
         </w:rPr>
-        <w:t xml:space="preserve">Problem statement</w:t>
-      </w:r>
-      <w:r>
-        <w:t xml:space="preserve"> </w:t>
-      </w:r>
-      <w:r>
-        <w:t xml:space="preserve">— a one-line task with a named user and a verb; a team claims one.</w:t>
+        <w:t xml:space="preserve">Idea</w:t>
+      </w:r>
+      <w:r>
+        <w:t xml:space="preserve"> </w:t>
+      </w:r>
+      <w:r>
+        <w:t xml:space="preserve">— an optional problem from the website's idea list; teams may bring their own instead.</w:t>
       </w:r>
     </w:p>
     <w:p>
@@ -2436,13 +2436,13 @@
           <w:b/>
           <w:bCs/>
         </w:rPr>
-        <w:t xml:space="preserve">Claim board</w:t>
-      </w:r>
-      <w:r>
-        <w:t xml:space="preserve"> </w:t>
-      </w:r>
-      <w:r>
-        <w:t xml:space="preserve">— the public board where teams mark the statement they took; a statement closes after three claims.</w:t>
+        <w:t xml:space="preserve">Track board</w:t>
+      </w:r>
+      <w:r>
+        <w:t xml:space="preserve"> </w:t>
+      </w:r>
+      <w:r>
+        <w:t xml:space="preserve">— the public board where each team writes its name under the track it entered.</w:t>
       </w:r>
     </w:p>
     <w:p>
@@ -2917,7 +2917,7 @@
         <w:t xml:space="preserve"> </w:t>
       </w:r>
       <w:r>
-        <w:t xml:space="preserve">No. Your MUN experience covers the venue, the people, the food and the ceremonies, which is most of the work. The hackathon-specific parts, judging, mentors, the claim board, belong to operations, and this guide plus the Friday briefing is enough.</w:t>
+        <w:t xml:space="preserve">No. Your MUN experience covers the venue, the people, the food and the ceremonies, which is most of the work. The hackathon-specific parts, judging, mentors, the track board, belong to operations, and this guide plus the Friday briefing is enough.</w:t>
       </w:r>
     </w:p>
     <w:p>

--- a/docs/06-staff-guide.docx
+++ b/docs/06-staff-guide.docx
@@ -68,7 +68,7 @@
         <w:t xml:space="preserve"> </w:t>
       </w:r>
       <w:r>
-        <w:t xml:space="preserve">Participants arrive Saturday morning, form teams of two to four, and sign up for one of six tracks on a public board. At 13:00 a 24-hour clock starts. They build: software, hardware, data tools, whatever solves a real problem. We feed them five times, run two short workshops, send mentors to walk the tables, keep the building safe through the night, and count down the hours from the microphone. At 13:00 Sunday the clock stops and submissions close. Judges visit every table, score each team against a published rubric, the top eight present on stage, and we hand out awards at 16:20.</w:t>
+        <w:t xml:space="preserve">Participants arrive Saturday morning, form teams of two to four, and sign up for one of five tracks on a public board. At 13:00 a 24-hour clock starts. They build: software, hardware, data tools, whatever solves a real problem. We feed them five times, run two short workshops, send mentors to walk the tables, keep the building safe through the night, and count down the hours from the microphone. At 13:00 Sunday the clock stops and submissions close. Judges visit every table, score each team against a published rubric, the five track winners, and sometimes one wildcard, present on stage, and we hand out awards at 16:20.</w:t>
       </w:r>
     </w:p>
     <w:p>
@@ -102,7 +102,7 @@
         <w:t xml:space="preserve"> </w:t>
       </w:r>
       <w:r>
-        <w:t xml:space="preserve">is one of six areas (Health, Sustainability, Education, Fintech, AI, Open); an</w:t>
+        <w:t xml:space="preserve">is one of five areas (Healthcare, Sustainability, Education, Humanity, AI); an</w:t>
       </w:r>
       <w:r>
         <w:t xml:space="preserve"> </w:t>
@@ -384,7 +384,7 @@
               <w:pStyle w:val="Compact"/>
             </w:pPr>
             <w:r>
-              <w:t xml:space="preserve">broad, on the model of Stanford's TreeHacks: Health, Sustainability, Education, Fintech, AI, Open; 28 optional problem ideas</w:t>
+              <w:t xml:space="preserve">broad, on the model of Stanford's TreeHacks: Healthcare, Sustainability, Education, Humanity, AI; software only; 30 optional problem ideas</w:t>
             </w:r>
           </w:p>
         </w:tc>
@@ -408,7 +408,7 @@
               <w:pStyle w:val="Compact"/>
             </w:pPr>
             <w:r>
-              <w:t xml:space="preserve">cash pool for the top three, at least 5,000,000 MNT, 50 / 30 / 20; six track awards; three awards across all tracks: Most Creative, Most Impactful, Most Technically Complex</w:t>
+              <w:t xml:space="preserve">cash pool for the top three, at least 5,000,000 MNT, 50 / 30 / 20; five track awards; three awards across all tracks: Most Creative, Most Impactful, Most Technically Complex</w:t>
             </w:r>
           </w:p>
         </w:tc>
@@ -1508,7 +1508,7 @@
               <w:pStyle w:val="Compact"/>
             </w:pPr>
             <w:r>
-              <w:t xml:space="preserve">1 per panel, 6</w:t>
+              <w:t xml:space="preserve">1 per panel, 5</w:t>
             </w:r>
           </w:p>
         </w:tc>
@@ -2086,7 +2086,7 @@
         <w:t xml:space="preserve"> </w:t>
       </w:r>
       <w:r>
-        <w:t xml:space="preserve">judges arrive; operations briefs them for 30 minutes in the side room: rubric, their track's nine teams, timing, conflicts of interest.</w:t>
+        <w:t xml:space="preserve">judges arrive; operations briefs them for 30 minutes in the side room: rubric, their track's eleven teams, timing, conflicts of interest.</w:t>
       </w:r>
     </w:p>
     <w:p>
@@ -2130,7 +2130,7 @@
         <w:t xml:space="preserve"> </w:t>
       </w:r>
       <w:r>
-        <w:t xml:space="preserve">six panels of three judges visit their track's teams: three minutes of demo, two of questions. A timekeeper per panel keeps the five-minute slot with a phone timer and a hand signal at 30 seconds. Judges score on paper independently.</w:t>
+        <w:t xml:space="preserve">five panels of three judges visit their track's teams: three minutes of demo, two of questions. A timekeeper per panel keeps the five-minute slot with a phone timer and a hand signal at 30 seconds. Judges score on paper independently.</w:t>
       </w:r>
     </w:p>
     <w:p>
@@ -2152,7 +2152,7 @@
         <w:t xml:space="preserve"> </w:t>
       </w:r>
       <w:r>
-        <w:t xml:space="preserve">two staff tally independently and compare; the eight finalists, six track winners plus the two highest non-winners, are read from the stage and posted in the chat.</w:t>
+        <w:t xml:space="preserve">two staff tally independently and compare; the five or six finalists, five track winners plus at most one wildcard, are read from the stage and posted in the chat.</w:t>
       </w:r>
     </w:p>
     <w:p>
@@ -2218,7 +2218,7 @@
         <w:t xml:space="preserve"> </w:t>
       </w:r>
       <w:r>
-        <w:t xml:space="preserve">awards in this order: best design, best beginner team, six track awards presented by track sponsors, then third, second, first, with the first prize presented by the title sponsor. Certificates are filled in during the finals; prize envelopes or products are lined up on the stage table in order.</w:t>
+        <w:t xml:space="preserve">awards in this order: Most Creative, Most Impactful, Most Technically Complex, five track awards presented by track sponsors, then third, second, first, with the first prize presented by the title sponsor. Certificates are filled in during the finals; prize envelopes or products are lined up on the stage table in order.</w:t>
       </w:r>
     </w:p>
     <w:p>
@@ -2290,7 +2290,7 @@
         <w:pStyle w:val="FirstParagraph"/>
       </w:pPr>
       <w:r>
-        <w:t xml:space="preserve">Arrive Sunday 11:00 for the briefing. You judge the nine teams in your track with two co-judges; a timekeeper keeps each visit to five minutes. Score every criterion from 1 to 5 on your own sheet before discussing with your co-judges; the weights are on the sheet: solves the stated problem for the stated user 20 percent, technical difficulty 20, use of evidence and data 15, completeness of the demo 15, design and usability 15, creativity 15. Judge what runs in front of you, not the slides. Ask one hard question per team. You do not score a team from your own company or school; tell the timekeeper and your co-judges score it. In the finals the full panel scores all eight on the same rubric. Ties: three minutes of discussion, then the higher score on "solves the stated problem" wins. What you say to a team at its table should leave it better than you found it.</w:t>
+        <w:t xml:space="preserve">Arrive Sunday 11:00 for the briefing. You judge the eleven teams in your track with two co-judges; a timekeeper keeps each visit to five minutes. Score every criterion from 1 to 5 on your own sheet before discussing with your co-judges; the weights are on the sheet: solves the stated problem for the stated user 20 percent, technical difficulty 20, use of evidence and data 15, completeness of the demo 15, design and usability 15, creativity 15. Judge what runs in front of you, not the slides. Ask one hard question per team. You do not score a team from your own company or school; tell the timekeeper and your co-judges score it. In the finals the full panel scores all eight on the same rubric. Ties: three minutes of discussion, then the higher score on "solves the stated problem" wins. What you say to a team at its table should leave it better than you found it.</w:t>
       </w:r>
     </w:p>
     <w:p>
@@ -2398,7 +2398,7 @@
         <w:t xml:space="preserve"> </w:t>
       </w:r>
       <w:r>
-        <w:t xml:space="preserve">— one of the six problem areas; each team competes within one.</w:t>
+        <w:t xml:space="preserve">— one of the five areas; each team competes within one.</w:t>
       </w:r>
     </w:p>
     <w:p>

--- a/docs/06-staff-guide.docx
+++ b/docs/06-staff-guide.docx
@@ -102,23 +102,7 @@
         <w:t xml:space="preserve"> </w:t>
       </w:r>
       <w:r>
-        <w:t xml:space="preserve">is one of five areas (Healthcare, Sustainability, Education, Humanity, AI); an</w:t>
-      </w:r>
-      <w:r>
-        <w:t xml:space="preserve"> </w:t>
-      </w:r>
-      <w:r>
-        <w:rPr>
-          <w:b/>
-          <w:bCs/>
-        </w:rPr>
-        <w:t xml:space="preserve">idea</w:t>
-      </w:r>
-      <w:r>
-        <w:t xml:space="preserve"> </w:t>
-      </w:r>
-      <w:r>
-        <w:t xml:space="preserve">is an optional problem from the website a team may start from; a</w:t>
+        <w:t xml:space="preserve">is one of five areas (Healthcare, Sustainability, Education, Humanity, AI); there is no problem list, so each team brings its own idea; a</w:t>
       </w:r>
       <w:r>
         <w:t xml:space="preserve"> </w:t>
@@ -384,7 +368,7 @@
               <w:pStyle w:val="Compact"/>
             </w:pPr>
             <w:r>
-              <w:t xml:space="preserve">broad, on the model of Stanford's TreeHacks: Healthcare, Sustainability, Education, Humanity, AI; software only; 30 optional problem ideas</w:t>
+              <w:t xml:space="preserve">broad, on the model of Stanford's TreeHacks: Healthcare, Sustainability, Education, Humanity, AI; software only; no problem list</w:t>
             </w:r>
           </w:p>
         </w:tc>
@@ -836,7 +820,7 @@
         <w:t xml:space="preserve"> </w:t>
       </w:r>
       <w:r>
-        <w:t xml:space="preserve">registration opens Mon Oct 12; closes Tue Nov 3 with the final headcount.</w:t>
+        <w:t xml:space="preserve">registration opens Sat Oct 17; closes Tue Nov 3 with the final headcount.</w:t>
       </w:r>
       <w:r>
         <w:t xml:space="preserve"> </w:t>
@@ -2399,28 +2383,6 @@
       </w:r>
       <w:r>
         <w:t xml:space="preserve">— one of the five areas; each team competes within one.</w:t>
-      </w:r>
-    </w:p>
-    <w:p>
-      <w:pPr>
-        <w:pStyle w:val="Compact"/>
-        <w:numPr>
-          <w:ilvl w:val="0"/>
-          <w:numId w:val="1005"/>
-        </w:numPr>
-      </w:pPr>
-      <w:r>
-        <w:rPr>
-          <w:b/>
-          <w:bCs/>
-        </w:rPr>
-        <w:t xml:space="preserve">Idea</w:t>
-      </w:r>
-      <w:r>
-        <w:t xml:space="preserve"> </w:t>
-      </w:r>
-      <w:r>
-        <w:t xml:space="preserve">— an optional problem from the website's idea list; teams may bring their own instead.</w:t>
       </w:r>
     </w:p>
     <w:p>

--- a/docs/06-staff-guide.docx
+++ b/docs/06-staff-guide.docx
@@ -392,7 +392,7 @@
               <w:pStyle w:val="Compact"/>
             </w:pPr>
             <w:r>
-              <w:t xml:space="preserve">cash pool for the top three, at least 5,000,000 MNT, 50 / 30 / 20; five track awards; three awards across all tracks: Most Creative, Most Impactful, Most Technically Complex</w:t>
+              <w:t xml:space="preserve">cash pool for the top three, at least 5,000,000 MNT, 50 / 30 / 20; five track awards of 2,000,000 MNT each; three awards across all tracks: Most Creative, Most Impactful, Most Technically Complex</w:t>
             </w:r>
           </w:p>
         </w:tc>

--- a/docs/06-staff-guide.docx
+++ b/docs/06-staff-guide.docx
@@ -68,7 +68,7 @@
         <w:t xml:space="preserve"> </w:t>
       </w:r>
       <w:r>
-        <w:t xml:space="preserve">Participants arrive Saturday morning, form teams of two to four, and sign up for one of five tracks on a public board. At 13:00 a 24-hour clock starts. They build: software, hardware, data tools, whatever solves a real problem. We feed them five times, run two short workshops, send mentors to walk the tables, keep the building safe through the night, and count down the hours from the microphone. At 13:00 Sunday the clock stops and submissions close. Judges visit every table, score each team against a published rubric, the five track winners, and sometimes one wildcard, present on stage, and we hand out awards at 16:20.</w:t>
+        <w:t xml:space="preserve">Participants arrive Saturday at 13:00, form teams of two to four, and sign up for one of five tracks on a public board. At 15:00 a 24-hour clock starts. They build: software, hardware, data tools, whatever solves a real problem. We feed them five times, run two short workshops, send mentors to walk the tables, keep the building safe through the night, and count down the hours from the microphone. At 15:00 Sunday the clock stops and submissions close. Judges visit every table, score each team against a published rubric, the five track winners, and sometimes one wildcard, present on stage, and we hand out awards at 18:20.</w:t>
       </w:r>
     </w:p>
     <w:p>
@@ -296,7 +296,7 @@
               <w:pStyle w:val="Compact"/>
             </w:pPr>
             <w:r>
-              <w:t xml:space="preserve">organizers 10:00 Sat; doors 11:00; opening 12:00; hacking 13:00 Sat → 13:00 Sun; judging 13:30; finals 15:15; awards 16:20; close 17:00; venue back 18:30</w:t>
+              <w:t xml:space="preserve">organizers 12:00 Sat; doors 13:00; opening 14:00; hacking 15:00 Sat → 15:00 Sun; judging 15:30; finals 17:15; awards 18:20; close 19:00; venue back 20:30</w:t>
             </w:r>
           </w:p>
         </w:tc>
@@ -716,7 +716,7 @@
         <w:t xml:space="preserve"> </w:t>
       </w:r>
       <w:r>
-        <w:t xml:space="preserve">arrive 10:00 Saturday to set up; own food service at every meal; own the floor's power and wifi all 24 hours; own cleanup and handover at 18:30 Sunday.</w:t>
+        <w:t xml:space="preserve">arrive 12:00 Saturday to set up; own food service at every meal; own the floor's power and wifi all 24 hours; own cleanup and handover at 20:30 Sunday.</w:t>
       </w:r>
     </w:p>
     <w:bookmarkEnd w:id="13"/>
@@ -836,7 +836,7 @@
         <w:t xml:space="preserve"> </w:t>
       </w:r>
       <w:r>
-        <w:t xml:space="preserve">own check-in Saturday 11:00 to 13:30; own photography, the live posts, and the group chat announcements; run the mini-event; collect survey responses at close.</w:t>
+        <w:t xml:space="preserve">own check-in Saturday 13:00 to 15:30; own photography, the live posts, and the group chat announcements; run the mini-event; collect survey responses at close.</w:t>
       </w:r>
     </w:p>
     <w:bookmarkEnd w:id="15"/>
@@ -896,7 +896,7 @@
         <w:t xml:space="preserve"> </w:t>
       </w:r>
       <w:r>
-        <w:t xml:space="preserve">own the clock and the microphone; own the mentor desk and the organizer desk; own the overnight; own judging from 11:00 Sunday to the last certificate.</w:t>
+        <w:t xml:space="preserve">own the clock and the microphone; own the mentor desk and the organizer desk; own the overnight; own judging from 13:00 Sunday to the last certificate.</w:t>
       </w:r>
     </w:p>
     <w:p>
@@ -1075,7 +1075,7 @@
         <w:t xml:space="preserve"> </w:t>
       </w:r>
       <w:r>
-        <w:t xml:space="preserve">Day shift Saturday 10:00 to 22:00. Night shift 22:00 Saturday to 09:00 Sunday, in two blocks, 22:00 to 02:00 and 02:00 to 06:00, plus a dawn block 06:00 to 09:00. Day shift Sunday 09:00 to 18:30. Nobody works more than 14 hours straight; team leads schedule their own people and tell operations.</w:t>
+        <w:t xml:space="preserve">Day shift Saturday 12:00 to 22:00. Night shift 22:00 Saturday to 09:00 Sunday, in two blocks, 22:00 to 02:00 and 02:00 to 06:00, plus a dawn block 06:00 to 09:00. Day shift Sunday 09:00 to 20:30. Nobody works more than 14 hours straight; team leads schedule their own people and tell operations.</w:t>
       </w:r>
     </w:p>
     <w:p>
@@ -1227,7 +1227,7 @@
               <w:pStyle w:val="Compact"/>
             </w:pPr>
             <w:r>
-              <w:t xml:space="preserve">Sat 11:00–13:30</w:t>
+              <w:t xml:space="preserve">Sat 13:00–15:30</w:t>
             </w:r>
           </w:p>
         </w:tc>
@@ -1365,7 +1365,7 @@
               <w:pStyle w:val="Compact"/>
             </w:pPr>
             <w:r>
-              <w:t xml:space="preserve">Sat 13:00–23:00, Sun 09:00–12:00</w:t>
+              <w:t xml:space="preserve">Sat 15:00–23:00, Sun 09:00–14:00</w:t>
             </w:r>
           </w:p>
         </w:tc>
@@ -1503,7 +1503,7 @@
               <w:pStyle w:val="Compact"/>
             </w:pPr>
             <w:r>
-              <w:t xml:space="preserve">Sun 13:30–15:00</w:t>
+              <w:t xml:space="preserve">Sun 15:30–17:00</w:t>
             </w:r>
           </w:p>
         </w:tc>
@@ -2064,7 +2064,7 @@
           <w:b/>
           <w:bCs/>
         </w:rPr>
-        <w:t xml:space="preserve">11:00</w:t>
+        <w:t xml:space="preserve">13:00</w:t>
       </w:r>
       <w:r>
         <w:t xml:space="preserve"> </w:t>
@@ -2086,7 +2086,7 @@
           <w:b/>
           <w:bCs/>
         </w:rPr>
-        <w:t xml:space="preserve">13:00</w:t>
+        <w:t xml:space="preserve">15:00</w:t>
       </w:r>
       <w:r>
         <w:t xml:space="preserve"> </w:t>
@@ -2108,7 +2108,7 @@
           <w:b/>
           <w:bCs/>
         </w:rPr>
-        <w:t xml:space="preserve">13:30–15:00</w:t>
+        <w:t xml:space="preserve">15:30–17:00</w:t>
       </w:r>
       <w:r>
         <w:t xml:space="preserve"> </w:t>
@@ -2130,7 +2130,7 @@
           <w:b/>
           <w:bCs/>
         </w:rPr>
-        <w:t xml:space="preserve">15:00</w:t>
+        <w:t xml:space="preserve">17:00</w:t>
       </w:r>
       <w:r>
         <w:t xml:space="preserve"> </w:t>
@@ -2152,7 +2152,7 @@
           <w:b/>
           <w:bCs/>
         </w:rPr>
-        <w:t xml:space="preserve">15:15–16:00</w:t>
+        <w:t xml:space="preserve">17:15–18:00</w:t>
       </w:r>
       <w:r>
         <w:t xml:space="preserve"> </w:t>
@@ -2174,7 +2174,7 @@
           <w:b/>
           <w:bCs/>
         </w:rPr>
-        <w:t xml:space="preserve">16:00</w:t>
+        <w:t xml:space="preserve">18:00</w:t>
       </w:r>
       <w:r>
         <w:t xml:space="preserve"> </w:t>
@@ -2196,7 +2196,7 @@
           <w:b/>
           <w:bCs/>
         </w:rPr>
-        <w:t xml:space="preserve">16:20</w:t>
+        <w:t xml:space="preserve">18:20</w:t>
       </w:r>
       <w:r>
         <w:t xml:space="preserve"> </w:t>
@@ -2218,7 +2218,7 @@
           <w:b/>
           <w:bCs/>
         </w:rPr>
-        <w:t xml:space="preserve">16:50</w:t>
+        <w:t xml:space="preserve">18:50</w:t>
       </w:r>
       <w:r>
         <w:t xml:space="preserve"> </w:t>
@@ -2249,7 +2249,7 @@
         <w:pStyle w:val="FirstParagraph"/>
       </w:pPr>
       <w:r>
-        <w:t xml:space="preserve">You are here to help teams think and unblock, not to build. Walk your track's tables during mentor hours, Saturday 16:00 and Sunday 10:00, and whenever a team flags you. Ask what they are trying to do before you look at their screen. Debug with them, explain the concept, point to the documentation, then leave; the next team is waiting. Do not write their code, pick their idea, or tell them what judges want. Night mentors are on call in the chat from 23:00 to 07:00 and answer within fifteen minutes. If a team is in distress rather than stuck, tell the organizer desk.</w:t>
+        <w:t xml:space="preserve">You are here to help teams think and unblock, not to build. Walk your track's tables during mentor hours, Saturday 18:00 and Sunday 10:00, and whenever a team flags you. Ask what they are trying to do before you look at their screen. Debug with them, explain the concept, point to the documentation, then leave; the next team is waiting. Do not write their code, pick their idea, or tell them what judges want. Night mentors are on call in the chat from 23:00 to 07:00 and answer within fifteen minutes. If a team is in distress rather than stuck, tell the organizer desk.</w:t>
       </w:r>
     </w:p>
     <w:p>
@@ -2274,7 +2274,7 @@
         <w:pStyle w:val="FirstParagraph"/>
       </w:pPr>
       <w:r>
-        <w:t xml:space="preserve">Arrive Sunday 11:00 for the briefing. You judge the eleven teams in your track with two co-judges; a timekeeper keeps each visit to five minutes. Score every criterion from 1 to 5 on your own sheet before discussing with your co-judges; the weights are on the sheet: solves the stated problem for the stated user 20 percent, technical difficulty 20, use of evidence and data 15, completeness of the demo 15, design and usability 15, creativity 15. Judge what runs in front of you, not the slides. Ask one hard question per team. You do not score a team from your own company or school; tell the timekeeper and your co-judges score it. In the finals the full panel scores all eight on the same rubric. Ties: three minutes of discussion, then the higher score on "solves the stated problem" wins. What you say to a team at its table should leave it better than you found it.</w:t>
+        <w:t xml:space="preserve">Arrive Sunday 13:00 for the briefing. You judge the eleven teams in your track with two co-judges; a timekeeper keeps each visit to five minutes. Score every criterion from 1 to 5 on your own sheet before discussing with your co-judges; the weights are on the sheet: solves the stated problem for the stated user 20 percent, technical difficulty 20, use of evidence and data 15, completeness of the demo 15, design and usability 15, creativity 15. Judge what runs in front of you, not the slides. Ask one hard question per team. You do not score a team from your own company or school; tell the timekeeper and your co-judges score it. In the finals the full panel scores all eight on the same rubric. Ties: three minutes of discussion, then the higher score on "solves the stated problem" wins. What you say to a team at its table should leave it better than you found it.</w:t>
       </w:r>
     </w:p>
     <w:p>
@@ -2299,7 +2299,7 @@
         <w:pStyle w:val="FirstParagraph"/>
       </w:pPr>
       <w:r>
-        <w:t xml:space="preserve">Sunday 17:00 to 18:30: cleanup by every organizer and volunteer; tables and chairs back, trash out, lost-and-found to the organizer desk, room photographed as handed over. Monday: thank-yous with photos and numbers go out, and the results post. Tuesday: survey out, metrics sheet filled, ledger closed. Friday: report to every sponsor; team retro, one hour: what broke, what to keep, who leads next year.</w:t>
+        <w:t xml:space="preserve">Sunday 19:00 to 20:30: cleanup by every organizer and volunteer; tables and chairs back, trash out, lost-and-found to the organizer desk, room photographed as handed over. Monday: thank-yous with photos and numbers go out, and the results post. Tuesday: survey out, metrics sheet filled, ledger closed. Friday: report to every sponsor; team retro, one hour: what broke, what to keep, who leads next year.</w:t>
       </w:r>
     </w:p>
     <w:p>

--- a/docs/06-staff-guide.docx
+++ b/docs/06-staff-guide.docx
@@ -25,7 +25,7 @@
         <w:pStyle w:val="FirstParagraph"/>
       </w:pPr>
       <w:r>
-        <w:t xml:space="preserve">For every organizer, team lead and volunteer of Touch Grass, the 24-hour youth hackathon on health and the environment, November 7–8, 2026. Mentors and judges have their own one-page briefs in sections 10 and 11. Read sections 1, 2, 3 and 7 today; read your team's part of section 4 this week; read sections 6 to 9 in the week before the event.</w:t>
+        <w:t xml:space="preserve">For every organizer, team lead and volunteer of Touch Grass, the 24-hour youth hackathon on health and the environment, November 28–29, 2026. Mentors and judges have their own one-page briefs in sections 10 and 11. Read sections 1, 2, 3 and 7 today; read your team's part of section 4 this week; read sections 6 to 9 in the week before the event.</w:t>
       </w:r>
     </w:p>
     <w:p>
@@ -68,7 +68,7 @@
         <w:t xml:space="preserve"> </w:t>
       </w:r>
       <w:r>
-        <w:t xml:space="preserve">Participants arrive Saturday at 13:00, form teams of two to four, and sign up for one of five tracks on a public board. At 15:00 a 24-hour clock starts. They build: software, hardware, data tools, whatever solves a real problem. We feed them five times, run two short workshops, send mentors to walk the tables, keep the building safe through the night, and count down the hours from the microphone. At 15:00 Sunday the clock stops and submissions close. Judges visit every table, score each team against a published rubric, the five track winners, and sometimes one wildcard, present on stage, and we hand out awards at 18:20.</w:t>
+        <w:t xml:space="preserve">Participants arrive Saturday morning, form teams of two to four, and sign up for one of five tracks on a public board. At 13:00 a 24-hour clock starts. They build: software, hardware, data tools, whatever solves a real problem. We feed them five times, run two short workshops, send mentors to walk the tables, keep the building safe through the night, and count down the hours from the microphone. At 13:00 Sunday the clock stops and submissions close. Judges visit every table, score each team against a published rubric, the five track winners, and sometimes one wildcard, present on stage, and we hand out awards at 16:20.</w:t>
       </w:r>
     </w:p>
     <w:p>
@@ -272,7 +272,7 @@
               <w:pStyle w:val="Compact"/>
             </w:pPr>
             <w:r>
-              <w:t xml:space="preserve">Saturday November 7 → Sunday November 8, 2026</w:t>
+              <w:t xml:space="preserve">Saturday November 28 → Sunday November 29, 2026</w:t>
             </w:r>
           </w:p>
         </w:tc>
@@ -296,7 +296,7 @@
               <w:pStyle w:val="Compact"/>
             </w:pPr>
             <w:r>
-              <w:t xml:space="preserve">organizers 12:00 Sat; doors 13:00; opening 14:00; hacking 15:00 Sat → 15:00 Sun; judging 15:30; finals 17:15; awards 18:20; close 19:00; venue back 20:30</w:t>
+              <w:t xml:space="preserve">organizers 10:00 Sat; doors 11:00; opening 12:00; hacking 13:00 Sat → 13:00 Sun; judging 13:30; finals 15:15; awards 16:20; close 17:00; venue back 18:30</w:t>
             </w:r>
           </w:p>
         </w:tc>
@@ -622,7 +622,7 @@
         <w:t xml:space="preserve"> </w:t>
       </w:r>
       <w:r>
-        <w:t xml:space="preserve">One organizer chat. Team leads post a three-line update every Wednesday: done, next, blocked. All-hands every Sunday evening for 30 minutes: October 11, 18, 25, November 1. Decisions are made in those two places or by the main organizers the same day. On the event days, one radio or phone group for staff; participants are in a separate chat.</w:t>
+        <w:t xml:space="preserve">One organizer chat. Team leads post a three-line update every Wednesday: done, next, blocked. All-hands every Sunday evening for 30 minutes: October 11, 18, 25, November 1, 8, 15, 22. Decisions are made in those two places or by the main organizers the same day. On the event days, one radio or phone group for staff; participants are in a separate chat.</w:t>
       </w:r>
     </w:p>
     <w:p>
@@ -700,7 +700,7 @@
         <w:t xml:space="preserve"> </w:t>
       </w:r>
       <w:r>
-        <w:t xml:space="preserve">venue confirmed with overnight access by Wed Oct 14; food ordered Mon Nov 2.</w:t>
+        <w:t xml:space="preserve">venue confirmed with overnight access by Wed Nov 4; food ordered Mon Nov 23.</w:t>
       </w:r>
       <w:r>
         <w:t xml:space="preserve"> </w:t>
@@ -716,7 +716,7 @@
         <w:t xml:space="preserve"> </w:t>
       </w:r>
       <w:r>
-        <w:t xml:space="preserve">arrive 12:00 Saturday to set up; own food service at every meal; own the floor's power and wifi all 24 hours; own cleanup and handover at 20:30 Sunday.</w:t>
+        <w:t xml:space="preserve">arrive 10:00 Saturday to set up; own food service at every meal; own the floor's power and wifi all 24 hours; own cleanup and handover at 18:30 Sunday.</w:t>
       </w:r>
     </w:p>
     <w:bookmarkEnd w:id="13"/>
@@ -760,7 +760,7 @@
         <w:t xml:space="preserve"> </w:t>
       </w:r>
       <w:r>
-        <w:t xml:space="preserve">sponsor commitments close Sun Oct 25; payments received and venue deposit paid by Mon Nov 2.</w:t>
+        <w:t xml:space="preserve">sponsor commitments close Sun Nov 15; payments received and venue deposit paid by Mon Nov 23.</w:t>
       </w:r>
       <w:r>
         <w:t xml:space="preserve"> </w:t>
@@ -820,7 +820,7 @@
         <w:t xml:space="preserve"> </w:t>
       </w:r>
       <w:r>
-        <w:t xml:space="preserve">registration opens Sat Oct 17; closes Tue Nov 3 with the final headcount.</w:t>
+        <w:t xml:space="preserve">registration opens Sat Oct 17; closes Tue Nov 24 with the final headcount.</w:t>
       </w:r>
       <w:r>
         <w:t xml:space="preserve"> </w:t>
@@ -836,7 +836,7 @@
         <w:t xml:space="preserve"> </w:t>
       </w:r>
       <w:r>
-        <w:t xml:space="preserve">own check-in Saturday 13:00 to 15:30; own photography, the live posts, and the group chat announcements; run the mini-event; collect survey responses at close.</w:t>
+        <w:t xml:space="preserve">own check-in Saturday 11:00 to 13:30; own photography, the live posts, and the group chat announcements; run the mini-event; collect survey responses at close.</w:t>
       </w:r>
     </w:p>
     <w:bookmarkEnd w:id="15"/>
@@ -880,7 +880,7 @@
         <w:t xml:space="preserve"> </w:t>
       </w:r>
       <w:r>
-        <w:t xml:space="preserve">judges and mentors confirmed Fri Oct 30; night shift confirmed Tue Oct 27.</w:t>
+        <w:t xml:space="preserve">judges and mentors confirmed Fri Nov 20; night shift confirmed Tue Nov 17.</w:t>
       </w:r>
       <w:r>
         <w:t xml:space="preserve"> </w:t>
@@ -896,7 +896,7 @@
         <w:t xml:space="preserve"> </w:t>
       </w:r>
       <w:r>
-        <w:t xml:space="preserve">own the clock and the microphone; own the mentor desk and the organizer desk; own the overnight; own judging from 13:00 Sunday to the last certificate.</w:t>
+        <w:t xml:space="preserve">own the clock and the microphone; own the mentor desk and the organizer desk; own the overnight; own judging from 11:00 Sunday to the last certificate.</w:t>
       </w:r>
     </w:p>
     <w:p>
@@ -982,13 +982,13 @@
           <w:b/>
           <w:bCs/>
         </w:rPr>
-        <w:t xml:space="preserve">Week 3, Oct 22–27:</w:t>
-      </w:r>
-      <w:r>
-        <w:t xml:space="preserve"> </w:t>
-      </w:r>
-      <w:r>
-        <w:t xml:space="preserve">sponsors close on the 25th; budget and prize pool final; consent form published; night shift confirmed.</w:t>
+        <w:t xml:space="preserve">Weeks 3–7, Oct 22–Nov 17:</w:t>
+      </w:r>
+      <w:r>
+        <w:t xml:space="preserve"> </w:t>
+      </w:r>
+      <w:r>
+        <w:t xml:space="preserve">consent form published; more sponsor outreach; venue confirmed by Nov 4; sponsors close Nov 15; budget and prize pool final; night shift confirmed.</w:t>
       </w:r>
     </w:p>
     <w:p>
@@ -1004,13 +1004,13 @@
           <w:b/>
           <w:bCs/>
         </w:rPr>
-        <w:t xml:space="preserve">Week 4, Oct 28–Nov 3:</w:t>
-      </w:r>
-      <w:r>
-        <w:t xml:space="preserve"> </w:t>
-      </w:r>
-      <w:r>
-        <w:t xml:space="preserve">supplies bought; judges and mentors confirmed; registrants reconfirmed; food ordered; registration closes on the 3rd.</w:t>
+        <w:t xml:space="preserve">Week 8, Nov 18–24:</w:t>
+      </w:r>
+      <w:r>
+        <w:t xml:space="preserve"> </w:t>
+      </w:r>
+      <w:r>
+        <w:t xml:space="preserve">supplies bought; judges and mentors confirmed; registrants reconfirmed; food ordered; registration closes on the 24th.</w:t>
       </w:r>
     </w:p>
     <w:p>
@@ -1026,13 +1026,13 @@
           <w:b/>
           <w:bCs/>
         </w:rPr>
-        <w:t xml:space="preserve">Week 5, Nov 4–6:</w:t>
-      </w:r>
-      <w:r>
-        <w:t xml:space="preserve"> </w:t>
-      </w:r>
-      <w:r>
-        <w:t xml:space="preserve">final info email; printing; briefings on the 6th; venue setup Friday evening.</w:t>
+        <w:t xml:space="preserve">Week 9, Nov 25–27:</w:t>
+      </w:r>
+      <w:r>
+        <w:t xml:space="preserve"> </w:t>
+      </w:r>
+      <w:r>
+        <w:t xml:space="preserve">final info email; printing; briefings on the 27th; venue setup Friday evening.</w:t>
       </w:r>
     </w:p>
     <w:p>
@@ -1075,7 +1075,7 @@
         <w:t xml:space="preserve"> </w:t>
       </w:r>
       <w:r>
-        <w:t xml:space="preserve">Day shift Saturday 12:00 to 22:00. Night shift 22:00 Saturday to 09:00 Sunday, in two blocks, 22:00 to 02:00 and 02:00 to 06:00, plus a dawn block 06:00 to 09:00. Day shift Sunday 09:00 to 20:30. Nobody works more than 14 hours straight; team leads schedule their own people and tell operations.</w:t>
+        <w:t xml:space="preserve">Day shift Saturday 10:00 to 22:00. Night shift 22:00 Saturday to 09:00 Sunday, in two blocks, 22:00 to 02:00 and 02:00 to 06:00, plus a dawn block 06:00 to 09:00. Day shift Sunday 09:00 to 18:30. Nobody works more than 14 hours straight; team leads schedule their own people and tell operations.</w:t>
       </w:r>
     </w:p>
     <w:p>
@@ -1227,7 +1227,7 @@
               <w:pStyle w:val="Compact"/>
             </w:pPr>
             <w:r>
-              <w:t xml:space="preserve">Sat 13:00–15:30</w:t>
+              <w:t xml:space="preserve">Sat 11:00–13:30</w:t>
             </w:r>
           </w:p>
         </w:tc>
@@ -1365,7 +1365,7 @@
               <w:pStyle w:val="Compact"/>
             </w:pPr>
             <w:r>
-              <w:t xml:space="preserve">Sat 15:00–23:00, Sun 09:00–14:00</w:t>
+              <w:t xml:space="preserve">Sat 13:00–23:00, Sun 09:00–12:00</w:t>
             </w:r>
           </w:p>
         </w:tc>
@@ -1503,7 +1503,7 @@
               <w:pStyle w:val="Compact"/>
             </w:pPr>
             <w:r>
-              <w:t xml:space="preserve">Sun 15:30–17:00</w:t>
+              <w:t xml:space="preserve">Sun 13:30–15:00</w:t>
             </w:r>
           </w:p>
         </w:tc>
@@ -2064,13 +2064,35 @@
           <w:b/>
           <w:bCs/>
         </w:rPr>
+        <w:t xml:space="preserve">11:00</w:t>
+      </w:r>
+      <w:r>
+        <w:t xml:space="preserve"> </w:t>
+      </w:r>
+      <w:r>
+        <w:t xml:space="preserve">judges arrive; operations briefs them for 30 minutes in the side room: rubric, their track's eleven teams, timing, conflicts of interest.</w:t>
+      </w:r>
+    </w:p>
+    <w:p>
+      <w:pPr>
+        <w:pStyle w:val="Compact"/>
+        <w:numPr>
+          <w:ilvl w:val="0"/>
+          <w:numId w:val="1004"/>
+        </w:numPr>
+      </w:pPr>
+      <w:r>
+        <w:rPr>
+          <w:b/>
+          <w:bCs/>
+        </w:rPr>
         <w:t xml:space="preserve">13:00</w:t>
       </w:r>
       <w:r>
         <w:t xml:space="preserve"> </w:t>
       </w:r>
       <w:r>
-        <w:t xml:space="preserve">judges arrive; operations briefs them for 30 minutes in the side room: rubric, their track's eleven teams, timing, conflicts of interest.</w:t>
+        <w:t xml:space="preserve">the submission form closes. No exceptions, announced from the stage. Tables stay as they are.</w:t>
       </w:r>
     </w:p>
     <w:p>
@@ -2086,13 +2108,35 @@
           <w:b/>
           <w:bCs/>
         </w:rPr>
+        <w:t xml:space="preserve">13:30–15:00</w:t>
+      </w:r>
+      <w:r>
+        <w:t xml:space="preserve"> </w:t>
+      </w:r>
+      <w:r>
+        <w:t xml:space="preserve">five panels of three judges visit their track's teams: three minutes of demo, two of questions. A timekeeper per panel keeps the five-minute slot with a phone timer and a hand signal at 30 seconds. Judges score on paper independently.</w:t>
+      </w:r>
+    </w:p>
+    <w:p>
+      <w:pPr>
+        <w:pStyle w:val="Compact"/>
+        <w:numPr>
+          <w:ilvl w:val="0"/>
+          <w:numId w:val="1004"/>
+        </w:numPr>
+      </w:pPr>
+      <w:r>
+        <w:rPr>
+          <w:b/>
+          <w:bCs/>
+        </w:rPr>
         <w:t xml:space="preserve">15:00</w:t>
       </w:r>
       <w:r>
         <w:t xml:space="preserve"> </w:t>
       </w:r>
       <w:r>
-        <w:t xml:space="preserve">the submission form closes. No exceptions, announced from the stage. Tables stay as they are.</w:t>
+        <w:t xml:space="preserve">two staff tally independently and compare; the five or six finalists, five track winners plus at most one wildcard, are read from the stage and posted in the chat.</w:t>
       </w:r>
     </w:p>
     <w:p>
@@ -2108,13 +2152,13 @@
           <w:b/>
           <w:bCs/>
         </w:rPr>
-        <w:t xml:space="preserve">15:30–17:00</w:t>
-      </w:r>
-      <w:r>
-        <w:t xml:space="preserve"> </w:t>
-      </w:r>
-      <w:r>
-        <w:t xml:space="preserve">five panels of three judges visit their track's teams: three minutes of demo, two of questions. A timekeeper per panel keeps the five-minute slot with a phone timer and a hand signal at 30 seconds. Judges score on paper independently.</w:t>
+        <w:t xml:space="preserve">15:15–16:00</w:t>
+      </w:r>
+      <w:r>
+        <w:t xml:space="preserve"> </w:t>
+      </w:r>
+      <w:r>
+        <w:t xml:space="preserve">finals: eight teams, five minutes each, full panel scoring. Stage tech resets between teams.</w:t>
       </w:r>
     </w:p>
     <w:p>
@@ -2130,13 +2174,13 @@
           <w:b/>
           <w:bCs/>
         </w:rPr>
-        <w:t xml:space="preserve">17:00</w:t>
-      </w:r>
-      <w:r>
-        <w:t xml:space="preserve"> </w:t>
-      </w:r>
-      <w:r>
-        <w:t xml:space="preserve">two staff tally independently and compare; the five or six finalists, five track winners plus at most one wildcard, are read from the stage and posted in the chat.</w:t>
+        <w:t xml:space="preserve">16:00</w:t>
+      </w:r>
+      <w:r>
+        <w:t xml:space="preserve"> </w:t>
+      </w:r>
+      <w:r>
+        <w:t xml:space="preserve">judges confer in the side room for fifteen minutes. On stage, sponsor thanks.</w:t>
       </w:r>
     </w:p>
     <w:p>
@@ -2152,13 +2196,13 @@
           <w:b/>
           <w:bCs/>
         </w:rPr>
-        <w:t xml:space="preserve">17:15–18:00</w:t>
-      </w:r>
-      <w:r>
-        <w:t xml:space="preserve"> </w:t>
-      </w:r>
-      <w:r>
-        <w:t xml:space="preserve">finals: eight teams, five minutes each, full panel scoring. Stage tech resets between teams.</w:t>
+        <w:t xml:space="preserve">16:20</w:t>
+      </w:r>
+      <w:r>
+        <w:t xml:space="preserve"> </w:t>
+      </w:r>
+      <w:r>
+        <w:t xml:space="preserve">awards in this order: Most Creative, Most Impactful, Most Technically Complex, five track awards presented by track sponsors, then third, second, first, with the first prize presented by the title sponsor. Certificates are filled in during the finals; prize envelopes or products are lined up on the stage table in order.</w:t>
       </w:r>
     </w:p>
     <w:p>
@@ -2174,51 +2218,7 @@
           <w:b/>
           <w:bCs/>
         </w:rPr>
-        <w:t xml:space="preserve">18:00</w:t>
-      </w:r>
-      <w:r>
-        <w:t xml:space="preserve"> </w:t>
-      </w:r>
-      <w:r>
-        <w:t xml:space="preserve">judges confer in the side room for fifteen minutes. On stage, sponsor thanks.</w:t>
-      </w:r>
-    </w:p>
-    <w:p>
-      <w:pPr>
-        <w:pStyle w:val="Compact"/>
-        <w:numPr>
-          <w:ilvl w:val="0"/>
-          <w:numId w:val="1004"/>
-        </w:numPr>
-      </w:pPr>
-      <w:r>
-        <w:rPr>
-          <w:b/>
-          <w:bCs/>
-        </w:rPr>
-        <w:t xml:space="preserve">18:20</w:t>
-      </w:r>
-      <w:r>
-        <w:t xml:space="preserve"> </w:t>
-      </w:r>
-      <w:r>
-        <w:t xml:space="preserve">awards in this order: Most Creative, Most Impactful, Most Technically Complex, five track awards presented by track sponsors, then third, second, first, with the first prize presented by the title sponsor. Certificates are filled in during the finals; prize envelopes or products are lined up on the stage table in order.</w:t>
-      </w:r>
-    </w:p>
-    <w:p>
-      <w:pPr>
-        <w:pStyle w:val="Compact"/>
-        <w:numPr>
-          <w:ilvl w:val="0"/>
-          <w:numId w:val="1004"/>
-        </w:numPr>
-      </w:pPr>
-      <w:r>
-        <w:rPr>
-          <w:b/>
-          <w:bCs/>
-        </w:rPr>
-        <w:t xml:space="preserve">18:50</w:t>
+        <w:t xml:space="preserve">16:50</w:t>
       </w:r>
       <w:r>
         <w:t xml:space="preserve"> </w:t>
@@ -2249,7 +2249,7 @@
         <w:pStyle w:val="FirstParagraph"/>
       </w:pPr>
       <w:r>
-        <w:t xml:space="preserve">You are here to help teams think and unblock, not to build. Walk your track's tables during mentor hours, Saturday 18:00 and Sunday 10:00, and whenever a team flags you. Ask what they are trying to do before you look at their screen. Debug with them, explain the concept, point to the documentation, then leave; the next team is waiting. Do not write their code, pick their idea, or tell them what judges want. Night mentors are on call in the chat from 23:00 to 07:00 and answer within fifteen minutes. If a team is in distress rather than stuck, tell the organizer desk.</w:t>
+        <w:t xml:space="preserve">You are here to help teams think and unblock, not to build. Walk your track's tables during mentor hours, Saturday 16:00 and Sunday 10:00, and whenever a team flags you. Ask what they are trying to do before you look at their screen. Debug with them, explain the concept, point to the documentation, then leave; the next team is waiting. Do not write their code, pick their idea, or tell them what judges want. Night mentors are on call in the chat from 23:00 to 07:00 and answer within fifteen minutes. If a team is in distress rather than stuck, tell the organizer desk.</w:t>
       </w:r>
     </w:p>
     <w:p>
@@ -2274,7 +2274,7 @@
         <w:pStyle w:val="FirstParagraph"/>
       </w:pPr>
       <w:r>
-        <w:t xml:space="preserve">Arrive Sunday 13:00 for the briefing. You judge the eleven teams in your track with two co-judges; a timekeeper keeps each visit to five minutes. Score every criterion from 1 to 5 on your own sheet before discussing with your co-judges; the weights are on the sheet: solves the stated problem for the stated user 20 percent, technical difficulty 20, use of evidence and data 15, completeness of the demo 15, design and usability 15, creativity 15. Judge what runs in front of you, not the slides. Ask one hard question per team. You do not score a team from your own company or school; tell the timekeeper and your co-judges score it. In the finals the full panel scores all eight on the same rubric. Ties: three minutes of discussion, then the higher score on "solves the stated problem" wins. What you say to a team at its table should leave it better than you found it.</w:t>
+        <w:t xml:space="preserve">Arrive Sunday 11:00 for the briefing. You judge the eleven teams in your track with two co-judges; a timekeeper keeps each visit to five minutes. Score every criterion from 1 to 5 on your own sheet before discussing with your co-judges; the weights are on the sheet: solves the stated problem for the stated user 20 percent, technical difficulty 20, use of evidence and data 15, completeness of the demo 15, design and usability 15, creativity 15. Judge what runs in front of you, not the slides. Ask one hard question per team. You do not score a team from your own company or school; tell the timekeeper and your co-judges score it. In the finals the full panel scores all eight on the same rubric. Ties: three minutes of discussion, then the higher score on "solves the stated problem" wins. What you say to a team at its table should leave it better than you found it.</w:t>
       </w:r>
     </w:p>
     <w:p>
@@ -2299,7 +2299,7 @@
         <w:pStyle w:val="FirstParagraph"/>
       </w:pPr>
       <w:r>
-        <w:t xml:space="preserve">Sunday 19:00 to 20:30: cleanup by every organizer and volunteer; tables and chairs back, trash out, lost-and-found to the organizer desk, room photographed as handed over. Monday: thank-yous with photos and numbers go out, and the results post. Tuesday: survey out, metrics sheet filled, ledger closed. Friday: report to every sponsor; team retro, one hour: what broke, what to keep, who leads next year.</w:t>
+        <w:t xml:space="preserve">Sunday 17:00 to 18:30: cleanup by every organizer and volunteer; tables and chairs back, trash out, lost-and-found to the organizer desk, room photographed as handed over. Monday: thank-yous with photos and numbers go out, and the results post. Tuesday: survey out, metrics sheet filled, ledger closed. Friday: report to every sponsor; team retro, one hour: what broke, what to keep, who leads next year.</w:t>
       </w:r>
     </w:p>
     <w:p>

--- a/docs/06-staff-guide.docx
+++ b/docs/06-staff-guide.docx
@@ -344,7 +344,7 @@
               <w:pStyle w:val="Compact"/>
             </w:pPr>
             <w:r>
-              <w:t xml:space="preserve">220+ students aged 14 to 20, most of them under 18; about 55 teams; under-18s with parental consent; overnight at the venue</w:t>
+              <w:t xml:space="preserve">220+ participants aged 16 to 26, some of them under 18; about 55 teams; under-18s with parental consent; overnight at the venue</w:t>
             </w:r>
           </w:p>
         </w:tc>

--- a/docs/06-staff-guide.docx
+++ b/docs/06-staff-guide.docx
@@ -392,7 +392,7 @@
               <w:pStyle w:val="Compact"/>
             </w:pPr>
             <w:r>
-              <w:t xml:space="preserve">cash pool for the top three, at least 5,000,000 MNT, 50 / 30 / 20; five track awards of 2,000,000 MNT each; three awards across all tracks: Most Creative, Most Impactful, Most Technically Complex</w:t>
+              <w:t xml:space="preserve">cash pool for the top three, at least 5,000,000 MNT, 50 / 30 / 20; five track awards, each a prize in kind from the track sponsor; three awards across all tracks: Most Creative, Most Impactful, Most Technically Complex</w:t>
             </w:r>
           </w:p>
         </w:tc>

--- a/docs/06-staff-guide.docx
+++ b/docs/06-staff-guide.docx
@@ -392,7 +392,7 @@
               <w:pStyle w:val="Compact"/>
             </w:pPr>
             <w:r>
-              <w:t xml:space="preserve">cash pool for the top three, at least 5,000,000 MNT, 50 / 30 / 20; five track awards, each a prize in kind from the track sponsor; three awards across all tracks: Most Creative, Most Impactful, Most Technically Complex</w:t>
+              <w:t xml:space="preserve">cash pool for the top three, at least 5,000,000 MNT, 50 / 30 / 20; five track awards of 2,000,000 MNT each; three awards across all tracks: Most Creative, Most Impactful, Most Technically Complex</w:t>
             </w:r>
           </w:p>
         </w:tc>
